--- a/CHANGELOG v0.85.docx
+++ b/CHANGELOG v0.85.docx
@@ -173,6 +173,42 @@
         </w:numPr>
       </w:pPr>
       <w:r>
+        <w:t xml:space="preserve">6.jpg</w:t>
+      </w:r>
+    </w:p>
+    <w:p>
+      <w:pPr>
+        <w:pStyle w:val="Compact"/>
+        <w:numPr>
+          <w:ilvl w:val="0"/>
+          <w:numId w:val="1005"/>
+        </w:numPr>
+      </w:pPr>
+      <w:r>
+        <w:t xml:space="preserve">accordion.webp</w:t>
+      </w:r>
+    </w:p>
+    <w:p>
+      <w:pPr>
+        <w:pStyle w:val="Compact"/>
+        <w:numPr>
+          <w:ilvl w:val="0"/>
+          <w:numId w:val="1005"/>
+        </w:numPr>
+      </w:pPr>
+      <w:r>
+        <w:t xml:space="preserve">alert.webp</w:t>
+      </w:r>
+    </w:p>
+    <w:p>
+      <w:pPr>
+        <w:pStyle w:val="Compact"/>
+        <w:numPr>
+          <w:ilvl w:val="0"/>
+          <w:numId w:val="1005"/>
+        </w:numPr>
+      </w:pPr>
+      <w:r>
         <w:t xml:space="preserve">angles-left-solid.svg</w:t>
       </w:r>
     </w:p>
@@ -197,6 +233,66 @@
         </w:numPr>
       </w:pPr>
       <w:r>
+        <w:t xml:space="preserve">arrow-down-solid.svg</w:t>
+      </w:r>
+    </w:p>
+    <w:p>
+      <w:pPr>
+        <w:pStyle w:val="Compact"/>
+        <w:numPr>
+          <w:ilvl w:val="0"/>
+          <w:numId w:val="1005"/>
+        </w:numPr>
+      </w:pPr>
+      <w:r>
+        <w:t xml:space="preserve">arrow-right-solid.svg</w:t>
+      </w:r>
+    </w:p>
+    <w:p>
+      <w:pPr>
+        <w:pStyle w:val="Compact"/>
+        <w:numPr>
+          <w:ilvl w:val="0"/>
+          <w:numId w:val="1005"/>
+        </w:numPr>
+      </w:pPr>
+      <w:r>
+        <w:t xml:space="preserve">arrow-up-solid.svg</w:t>
+      </w:r>
+    </w:p>
+    <w:p>
+      <w:pPr>
+        <w:pStyle w:val="Compact"/>
+        <w:numPr>
+          <w:ilvl w:val="0"/>
+          <w:numId w:val="1005"/>
+        </w:numPr>
+      </w:pPr>
+      <w:r>
+        <w:t xml:space="preserve">avatar.webp</w:t>
+      </w:r>
+    </w:p>
+    <w:p>
+      <w:pPr>
+        <w:pStyle w:val="Compact"/>
+        <w:numPr>
+          <w:ilvl w:val="0"/>
+          <w:numId w:val="1005"/>
+        </w:numPr>
+      </w:pPr>
+      <w:r>
+        <w:t xml:space="preserve">badge.webp</w:t>
+      </w:r>
+    </w:p>
+    <w:p>
+      <w:pPr>
+        <w:pStyle w:val="Compact"/>
+        <w:numPr>
+          <w:ilvl w:val="0"/>
+          <w:numId w:val="1005"/>
+        </w:numPr>
+      </w:pPr>
+      <w:r>
         <w:t xml:space="preserve">bars-solid.svg</w:t>
       </w:r>
     </w:p>
@@ -209,6 +305,186 @@
         </w:numPr>
       </w:pPr>
       <w:r>
+        <w:t xml:space="preserve">batperson@192.webp</w:t>
+      </w:r>
+    </w:p>
+    <w:p>
+      <w:pPr>
+        <w:pStyle w:val="Compact"/>
+        <w:numPr>
+          <w:ilvl w:val="0"/>
+          <w:numId w:val="1005"/>
+        </w:numPr>
+      </w:pPr>
+      <w:r>
+        <w:t xml:space="preserve">bell-solid.svg</w:t>
+      </w:r>
+    </w:p>
+    <w:p>
+      <w:pPr>
+        <w:pStyle w:val="Compact"/>
+        <w:numPr>
+          <w:ilvl w:val="0"/>
+          <w:numId w:val="1005"/>
+        </w:numPr>
+      </w:pPr>
+      <w:r>
+        <w:t xml:space="preserve">book-open-solid.svg</w:t>
+      </w:r>
+    </w:p>
+    <w:p>
+      <w:pPr>
+        <w:pStyle w:val="Compact"/>
+        <w:numPr>
+          <w:ilvl w:val="0"/>
+          <w:numId w:val="1005"/>
+        </w:numPr>
+      </w:pPr>
+      <w:r>
+        <w:t xml:space="preserve">breadcrumb-document.svg</w:t>
+      </w:r>
+    </w:p>
+    <w:p>
+      <w:pPr>
+        <w:pStyle w:val="Compact"/>
+        <w:numPr>
+          <w:ilvl w:val="0"/>
+          <w:numId w:val="1005"/>
+        </w:numPr>
+      </w:pPr>
+      <w:r>
+        <w:t xml:space="preserve">breadcrumb-folder.svg</w:t>
+      </w:r>
+    </w:p>
+    <w:p>
+      <w:pPr>
+        <w:pStyle w:val="Compact"/>
+        <w:numPr>
+          <w:ilvl w:val="0"/>
+          <w:numId w:val="1005"/>
+        </w:numPr>
+      </w:pPr>
+      <w:r>
+        <w:t xml:space="preserve">breadcrumbs.webp</w:t>
+      </w:r>
+    </w:p>
+    <w:p>
+      <w:pPr>
+        <w:pStyle w:val="Compact"/>
+        <w:numPr>
+          <w:ilvl w:val="0"/>
+          <w:numId w:val="1005"/>
+        </w:numPr>
+      </w:pPr>
+      <w:r>
+        <w:t xml:space="preserve">button.webp</w:t>
+      </w:r>
+    </w:p>
+    <w:p>
+      <w:pPr>
+        <w:pStyle w:val="Compact"/>
+        <w:numPr>
+          <w:ilvl w:val="0"/>
+          <w:numId w:val="1005"/>
+        </w:numPr>
+      </w:pPr>
+      <w:r>
+        <w:t xml:space="preserve">calendar-solid.svg</w:t>
+      </w:r>
+    </w:p>
+    <w:p>
+      <w:pPr>
+        <w:pStyle w:val="Compact"/>
+        <w:numPr>
+          <w:ilvl w:val="0"/>
+          <w:numId w:val="1005"/>
+        </w:numPr>
+      </w:pPr>
+      <w:r>
+        <w:t xml:space="preserve">camera-solid.svg</w:t>
+      </w:r>
+    </w:p>
+    <w:p>
+      <w:pPr>
+        <w:pStyle w:val="Compact"/>
+        <w:numPr>
+          <w:ilvl w:val="0"/>
+          <w:numId w:val="1005"/>
+        </w:numPr>
+      </w:pPr>
+      <w:r>
+        <w:t xml:space="preserve">canvasspinner.jpeg</w:t>
+      </w:r>
+    </w:p>
+    <w:p>
+      <w:pPr>
+        <w:pStyle w:val="Compact"/>
+        <w:numPr>
+          <w:ilvl w:val="0"/>
+          <w:numId w:val="1005"/>
+        </w:numPr>
+      </w:pPr>
+      <w:r>
+        <w:t xml:space="preserve">card.webp</w:t>
+      </w:r>
+    </w:p>
+    <w:p>
+      <w:pPr>
+        <w:pStyle w:val="Compact"/>
+        <w:numPr>
+          <w:ilvl w:val="0"/>
+          <w:numId w:val="1005"/>
+        </w:numPr>
+      </w:pPr>
+      <w:r>
+        <w:t xml:space="preserve">card-1.webp</w:t>
+      </w:r>
+    </w:p>
+    <w:p>
+      <w:pPr>
+        <w:pStyle w:val="Compact"/>
+        <w:numPr>
+          <w:ilvl w:val="0"/>
+          <w:numId w:val="1005"/>
+        </w:numPr>
+      </w:pPr>
+      <w:r>
+        <w:t xml:space="preserve">card-2.webp</w:t>
+      </w:r>
+    </w:p>
+    <w:p>
+      <w:pPr>
+        <w:pStyle w:val="Compact"/>
+        <w:numPr>
+          <w:ilvl w:val="0"/>
+          <w:numId w:val="1005"/>
+        </w:numPr>
+      </w:pPr>
+      <w:r>
+        <w:t xml:space="preserve">card-3.webp</w:t>
+      </w:r>
+    </w:p>
+    <w:p>
+      <w:pPr>
+        <w:pStyle w:val="Compact"/>
+        <w:numPr>
+          <w:ilvl w:val="0"/>
+          <w:numId w:val="1005"/>
+        </w:numPr>
+      </w:pPr>
+      <w:r>
+        <w:t xml:space="preserve">carousel.webp</w:t>
+      </w:r>
+    </w:p>
+    <w:p>
+      <w:pPr>
+        <w:pStyle w:val="Compact"/>
+        <w:numPr>
+          <w:ilvl w:val="0"/>
+          <w:numId w:val="1005"/>
+        </w:numPr>
+      </w:pPr>
+      <w:r>
         <w:t xml:space="preserve">Casino_Hand.ttf</w:t>
       </w:r>
     </w:p>
@@ -221,6 +497,42 @@
         </w:numPr>
       </w:pPr>
       <w:r>
+        <w:t xml:space="preserve">chat.webp</w:t>
+      </w:r>
+    </w:p>
+    <w:p>
+      <w:pPr>
+        <w:pStyle w:val="Compact"/>
+        <w:numPr>
+          <w:ilvl w:val="0"/>
+          <w:numId w:val="1005"/>
+        </w:numPr>
+      </w:pPr>
+      <w:r>
+        <w:t xml:space="preserve">check.svg</w:t>
+      </w:r>
+    </w:p>
+    <w:p>
+      <w:pPr>
+        <w:pStyle w:val="Compact"/>
+        <w:numPr>
+          <w:ilvl w:val="0"/>
+          <w:numId w:val="1005"/>
+        </w:numPr>
+      </w:pPr>
+      <w:r>
+        <w:t xml:space="preserve">checkbox.webp</w:t>
+      </w:r>
+    </w:p>
+    <w:p>
+      <w:pPr>
+        <w:pStyle w:val="Compact"/>
+        <w:numPr>
+          <w:ilvl w:val="0"/>
+          <w:numId w:val="1005"/>
+        </w:numPr>
+      </w:pPr>
+      <w:r>
         <w:t xml:space="preserve">check-solid.svg</w:t>
       </w:r>
     </w:p>
@@ -233,6 +545,18 @@
         </w:numPr>
       </w:pPr>
       <w:r>
+        <w:t xml:space="preserve">chevron-down-solid.svg</w:t>
+      </w:r>
+    </w:p>
+    <w:p>
+      <w:pPr>
+        <w:pStyle w:val="Compact"/>
+        <w:numPr>
+          <w:ilvl w:val="0"/>
+          <w:numId w:val="1005"/>
+        </w:numPr>
+      </w:pPr>
+      <w:r>
         <w:t xml:space="preserve">chevron-left-solid.svg</w:t>
       </w:r>
     </w:p>
@@ -305,6 +629,198 @@
         </w:numPr>
       </w:pPr>
       <w:r>
+        <w:t xml:space="preserve">collapse.webp</w:t>
+      </w:r>
+    </w:p>
+    <w:p>
+      <w:pPr>
+        <w:pStyle w:val="Compact"/>
+        <w:numPr>
+          <w:ilvl w:val="0"/>
+          <w:numId w:val="1005"/>
+        </w:numPr>
+      </w:pPr>
+      <w:r>
+        <w:t xml:space="preserve">colorwheel.png</w:t>
+      </w:r>
+    </w:p>
+    <w:p>
+      <w:pPr>
+        <w:pStyle w:val="Compact"/>
+        <w:numPr>
+          <w:ilvl w:val="0"/>
+          <w:numId w:val="1005"/>
+        </w:numPr>
+      </w:pPr>
+      <w:r>
+        <w:t xml:space="preserve">copy-solid.svg</w:t>
+      </w:r>
+    </w:p>
+    <w:p>
+      <w:pPr>
+        <w:pStyle w:val="Compact"/>
+        <w:numPr>
+          <w:ilvl w:val="0"/>
+          <w:numId w:val="1005"/>
+        </w:numPr>
+      </w:pPr>
+      <w:r>
+        <w:t xml:space="preserve">countdown.webp</w:t>
+      </w:r>
+    </w:p>
+    <w:p>
+      <w:pPr>
+        <w:pStyle w:val="Compact"/>
+        <w:numPr>
+          <w:ilvl w:val="0"/>
+          <w:numId w:val="1005"/>
+        </w:numPr>
+      </w:pPr>
+      <w:r>
+        <w:t xml:space="preserve">creditcard.webp</w:t>
+      </w:r>
+    </w:p>
+    <w:p>
+      <w:pPr>
+        <w:pStyle w:val="Compact"/>
+        <w:numPr>
+          <w:ilvl w:val="0"/>
+          <w:numId w:val="1005"/>
+        </w:numPr>
+      </w:pPr>
+      <w:r>
+        <w:t xml:space="preserve">daysun.svg</w:t>
+      </w:r>
+    </w:p>
+    <w:p>
+      <w:pPr>
+        <w:pStyle w:val="Compact"/>
+        <w:numPr>
+          <w:ilvl w:val="0"/>
+          <w:numId w:val="1005"/>
+        </w:numPr>
+      </w:pPr>
+      <w:r>
+        <w:t xml:space="preserve">diff.webp</w:t>
+      </w:r>
+    </w:p>
+    <w:p>
+      <w:pPr>
+        <w:pStyle w:val="Compact"/>
+        <w:numPr>
+          <w:ilvl w:val="0"/>
+          <w:numId w:val="1005"/>
+        </w:numPr>
+      </w:pPr>
+      <w:r>
+        <w:t xml:space="preserve">divider.webp</w:t>
+      </w:r>
+    </w:p>
+    <w:p>
+      <w:pPr>
+        <w:pStyle w:val="Compact"/>
+        <w:numPr>
+          <w:ilvl w:val="0"/>
+          <w:numId w:val="1005"/>
+        </w:numPr>
+      </w:pPr>
+      <w:r>
+        <w:t xml:space="preserve">dock.webp</w:t>
+      </w:r>
+    </w:p>
+    <w:p>
+      <w:pPr>
+        <w:pStyle w:val="Compact"/>
+        <w:numPr>
+          <w:ilvl w:val="0"/>
+          <w:numId w:val="1005"/>
+        </w:numPr>
+      </w:pPr>
+      <w:r>
+        <w:t xml:space="preserve">dock-home.svg</w:t>
+      </w:r>
+    </w:p>
+    <w:p>
+      <w:pPr>
+        <w:pStyle w:val="Compact"/>
+        <w:numPr>
+          <w:ilvl w:val="0"/>
+          <w:numId w:val="1005"/>
+        </w:numPr>
+      </w:pPr>
+      <w:r>
+        <w:t xml:space="preserve">dock-inbox.svg</w:t>
+      </w:r>
+    </w:p>
+    <w:p>
+      <w:pPr>
+        <w:pStyle w:val="Compact"/>
+        <w:numPr>
+          <w:ilvl w:val="0"/>
+          <w:numId w:val="1005"/>
+        </w:numPr>
+      </w:pPr>
+      <w:r>
+        <w:t xml:space="preserve">dock-settings.svg</w:t>
+      </w:r>
+    </w:p>
+    <w:p>
+      <w:pPr>
+        <w:pStyle w:val="Compact"/>
+        <w:numPr>
+          <w:ilvl w:val="0"/>
+          <w:numId w:val="1005"/>
+        </w:numPr>
+      </w:pPr>
+      <w:r>
+        <w:t xml:space="preserve">dropdown.webp</w:t>
+      </w:r>
+    </w:p>
+    <w:p>
+      <w:pPr>
+        <w:pStyle w:val="Compact"/>
+        <w:numPr>
+          <w:ilvl w:val="0"/>
+          <w:numId w:val="1005"/>
+        </w:numPr>
+      </w:pPr>
+      <w:r>
+        <w:t xml:space="preserve">ellipsis-solid.svg</w:t>
+      </w:r>
+    </w:p>
+    <w:p>
+      <w:pPr>
+        <w:pStyle w:val="Compact"/>
+        <w:numPr>
+          <w:ilvl w:val="0"/>
+          <w:numId w:val="1005"/>
+        </w:numPr>
+      </w:pPr>
+      <w:r>
+        <w:t xml:space="preserve">envelope-regular.svg</w:t>
+      </w:r>
+    </w:p>
+    <w:p>
+      <w:pPr>
+        <w:pStyle w:val="Compact"/>
+        <w:numPr>
+          <w:ilvl w:val="0"/>
+          <w:numId w:val="1005"/>
+        </w:numPr>
+      </w:pPr>
+      <w:r>
+        <w:t xml:space="preserve">envelope-solid.svg</w:t>
+      </w:r>
+    </w:p>
+    <w:p>
+      <w:pPr>
+        <w:pStyle w:val="Compact"/>
+        <w:numPr>
+          <w:ilvl w:val="0"/>
+          <w:numId w:val="1005"/>
+        </w:numPr>
+      </w:pPr>
+      <w:r>
         <w:t xml:space="preserve">eye-slash-solid.svg</w:t>
       </w:r>
     </w:p>
@@ -329,6 +845,834 @@
         </w:numPr>
       </w:pPr>
       <w:r>
+        <w:t xml:space="preserve">fab.webp</w:t>
+      </w:r>
+    </w:p>
+    <w:p>
+      <w:pPr>
+        <w:pStyle w:val="Compact"/>
+        <w:numPr>
+          <w:ilvl w:val="0"/>
+          <w:numId w:val="1005"/>
+        </w:numPr>
+      </w:pPr>
+      <w:r>
+        <w:t xml:space="preserve">face_1.jpg</w:t>
+      </w:r>
+    </w:p>
+    <w:p>
+      <w:pPr>
+        <w:pStyle w:val="Compact"/>
+        <w:numPr>
+          <w:ilvl w:val="0"/>
+          <w:numId w:val="1005"/>
+        </w:numPr>
+      </w:pPr>
+      <w:r>
+        <w:t xml:space="preserve">face_13.jpg</w:t>
+      </w:r>
+    </w:p>
+    <w:p>
+      <w:pPr>
+        <w:pStyle w:val="Compact"/>
+        <w:numPr>
+          <w:ilvl w:val="0"/>
+          <w:numId w:val="1005"/>
+        </w:numPr>
+      </w:pPr>
+      <w:r>
+        <w:t xml:space="preserve">face_2.jpg</w:t>
+      </w:r>
+    </w:p>
+    <w:p>
+      <w:pPr>
+        <w:pStyle w:val="Compact"/>
+        <w:numPr>
+          <w:ilvl w:val="0"/>
+          <w:numId w:val="1005"/>
+        </w:numPr>
+      </w:pPr>
+      <w:r>
+        <w:t xml:space="preserve">face_3.jpg</w:t>
+      </w:r>
+    </w:p>
+    <w:p>
+      <w:pPr>
+        <w:pStyle w:val="Compact"/>
+        <w:numPr>
+          <w:ilvl w:val="0"/>
+          <w:numId w:val="1005"/>
+        </w:numPr>
+      </w:pPr>
+      <w:r>
+        <w:t xml:space="preserve">face_8.jpg</w:t>
+      </w:r>
+    </w:p>
+    <w:p>
+      <w:pPr>
+        <w:pStyle w:val="Compact"/>
+        <w:numPr>
+          <w:ilvl w:val="0"/>
+          <w:numId w:val="1005"/>
+        </w:numPr>
+      </w:pPr>
+      <w:r>
+        <w:t xml:space="preserve">face_anna.jpg</w:t>
+      </w:r>
+    </w:p>
+    <w:p>
+      <w:pPr>
+        <w:pStyle w:val="Compact"/>
+        <w:numPr>
+          <w:ilvl w:val="0"/>
+          <w:numId w:val="1005"/>
+        </w:numPr>
+      </w:pPr>
+      <w:r>
+        <w:t xml:space="preserve">face_marcus.jpg</w:t>
+      </w:r>
+    </w:p>
+    <w:p>
+      <w:pPr>
+        <w:pStyle w:val="Compact"/>
+        <w:numPr>
+          <w:ilvl w:val="0"/>
+          <w:numId w:val="1005"/>
+        </w:numPr>
+      </w:pPr>
+      <w:r>
+        <w:t xml:space="preserve">face_profile11.jpg</w:t>
+      </w:r>
+    </w:p>
+    <w:p>
+      <w:pPr>
+        <w:pStyle w:val="Compact"/>
+        <w:numPr>
+          <w:ilvl w:val="0"/>
+          <w:numId w:val="1005"/>
+        </w:numPr>
+      </w:pPr>
+      <w:r>
+        <w:t xml:space="preserve">face_profile13.jpeg</w:t>
+      </w:r>
+    </w:p>
+    <w:p>
+      <w:pPr>
+        <w:pStyle w:val="Compact"/>
+        <w:numPr>
+          <w:ilvl w:val="0"/>
+          <w:numId w:val="1005"/>
+        </w:numPr>
+      </w:pPr>
+      <w:r>
+        <w:t xml:space="preserve">face11.jpg</w:t>
+      </w:r>
+    </w:p>
+    <w:p>
+      <w:pPr>
+        <w:pStyle w:val="Compact"/>
+        <w:numPr>
+          <w:ilvl w:val="0"/>
+          <w:numId w:val="1005"/>
+        </w:numPr>
+      </w:pPr>
+      <w:r>
+        <w:t xml:space="preserve">face12.jpg</w:t>
+      </w:r>
+    </w:p>
+    <w:p>
+      <w:pPr>
+        <w:pStyle w:val="Compact"/>
+        <w:numPr>
+          <w:ilvl w:val="0"/>
+          <w:numId w:val="1005"/>
+        </w:numPr>
+      </w:pPr>
+      <w:r>
+        <w:t xml:space="preserve">face14.jpg</w:t>
+      </w:r>
+    </w:p>
+    <w:p>
+      <w:pPr>
+        <w:pStyle w:val="Compact"/>
+        <w:numPr>
+          <w:ilvl w:val="0"/>
+          <w:numId w:val="1005"/>
+        </w:numPr>
+      </w:pPr>
+      <w:r>
+        <w:t xml:space="preserve">face16.jpg</w:t>
+      </w:r>
+    </w:p>
+    <w:p>
+      <w:pPr>
+        <w:pStyle w:val="Compact"/>
+        <w:numPr>
+          <w:ilvl w:val="0"/>
+          <w:numId w:val="1005"/>
+        </w:numPr>
+      </w:pPr>
+      <w:r>
+        <w:t xml:space="preserve">face17.jpg</w:t>
+      </w:r>
+    </w:p>
+    <w:p>
+      <w:pPr>
+        <w:pStyle w:val="Compact"/>
+        <w:numPr>
+          <w:ilvl w:val="0"/>
+          <w:numId w:val="1005"/>
+        </w:numPr>
+      </w:pPr>
+      <w:r>
+        <w:t xml:space="preserve">face18.jpg</w:t>
+      </w:r>
+    </w:p>
+    <w:p>
+      <w:pPr>
+        <w:pStyle w:val="Compact"/>
+        <w:numPr>
+          <w:ilvl w:val="0"/>
+          <w:numId w:val="1005"/>
+        </w:numPr>
+      </w:pPr>
+      <w:r>
+        <w:t xml:space="preserve">face19.jpg</w:t>
+      </w:r>
+    </w:p>
+    <w:p>
+      <w:pPr>
+        <w:pStyle w:val="Compact"/>
+        <w:numPr>
+          <w:ilvl w:val="0"/>
+          <w:numId w:val="1005"/>
+        </w:numPr>
+      </w:pPr>
+      <w:r>
+        <w:t xml:space="preserve">face21.jpg</w:t>
+      </w:r>
+    </w:p>
+    <w:p>
+      <w:pPr>
+        <w:pStyle w:val="Compact"/>
+        <w:numPr>
+          <w:ilvl w:val="0"/>
+          <w:numId w:val="1005"/>
+        </w:numPr>
+      </w:pPr>
+      <w:r>
+        <w:t xml:space="preserve">face22.jpg</w:t>
+      </w:r>
+    </w:p>
+    <w:p>
+      <w:pPr>
+        <w:pStyle w:val="Compact"/>
+        <w:numPr>
+          <w:ilvl w:val="0"/>
+          <w:numId w:val="1005"/>
+        </w:numPr>
+      </w:pPr>
+      <w:r>
+        <w:t xml:space="preserve">face24.jpg</w:t>
+      </w:r>
+    </w:p>
+    <w:p>
+      <w:pPr>
+        <w:pStyle w:val="Compact"/>
+        <w:numPr>
+          <w:ilvl w:val="0"/>
+          <w:numId w:val="1005"/>
+        </w:numPr>
+      </w:pPr>
+      <w:r>
+        <w:t xml:space="preserve">face4.jpg</w:t>
+      </w:r>
+    </w:p>
+    <w:p>
+      <w:pPr>
+        <w:pStyle w:val="Compact"/>
+        <w:numPr>
+          <w:ilvl w:val="0"/>
+          <w:numId w:val="1005"/>
+        </w:numPr>
+      </w:pPr>
+      <w:r>
+        <w:t xml:space="preserve">face5.jpg</w:t>
+      </w:r>
+    </w:p>
+    <w:p>
+      <w:pPr>
+        <w:pStyle w:val="Compact"/>
+        <w:numPr>
+          <w:ilvl w:val="0"/>
+          <w:numId w:val="1005"/>
+        </w:numPr>
+      </w:pPr>
+      <w:r>
+        <w:t xml:space="preserve">face6.jpg</w:t>
+      </w:r>
+    </w:p>
+    <w:p>
+      <w:pPr>
+        <w:pStyle w:val="Compact"/>
+        <w:numPr>
+          <w:ilvl w:val="0"/>
+          <w:numId w:val="1005"/>
+        </w:numPr>
+      </w:pPr>
+      <w:r>
+        <w:t xml:space="preserve">face7.jpg</w:t>
+      </w:r>
+    </w:p>
+    <w:p>
+      <w:pPr>
+        <w:pStyle w:val="Compact"/>
+        <w:numPr>
+          <w:ilvl w:val="0"/>
+          <w:numId w:val="1005"/>
+        </w:numPr>
+      </w:pPr>
+      <w:r>
+        <w:t xml:space="preserve">face9.jpg</w:t>
+      </w:r>
+    </w:p>
+    <w:p>
+      <w:pPr>
+        <w:pStyle w:val="Compact"/>
+        <w:numPr>
+          <w:ilvl w:val="0"/>
+          <w:numId w:val="1005"/>
+        </w:numPr>
+      </w:pPr>
+      <w:r>
+        <w:t xml:space="preserve">face-smile-regular.svg</w:t>
+      </w:r>
+    </w:p>
+    <w:p>
+      <w:pPr>
+        <w:pStyle w:val="Compact"/>
+        <w:numPr>
+          <w:ilvl w:val="0"/>
+          <w:numId w:val="1005"/>
+        </w:numPr>
+      </w:pPr>
+      <w:r>
+        <w:t xml:space="preserve">face-smile-solid.svg</w:t>
+      </w:r>
+    </w:p>
+    <w:p>
+      <w:pPr>
+        <w:pStyle w:val="Compact"/>
+        <w:numPr>
+          <w:ilvl w:val="0"/>
+          <w:numId w:val="1005"/>
+        </w:numPr>
+      </w:pPr>
+      <w:r>
+        <w:t xml:space="preserve">fieldset.webp</w:t>
+      </w:r>
+    </w:p>
+    <w:p>
+      <w:pPr>
+        <w:pStyle w:val="Compact"/>
+        <w:numPr>
+          <w:ilvl w:val="0"/>
+          <w:numId w:val="1005"/>
+        </w:numPr>
+      </w:pPr>
+      <w:r>
+        <w:t xml:space="preserve">file.svg</w:t>
+      </w:r>
+    </w:p>
+    <w:p>
+      <w:pPr>
+        <w:pStyle w:val="Compact"/>
+        <w:numPr>
+          <w:ilvl w:val="0"/>
+          <w:numId w:val="1005"/>
+        </w:numPr>
+      </w:pPr>
+      <w:r>
+        <w:t xml:space="preserve">file-input.webp</w:t>
+      </w:r>
+    </w:p>
+    <w:p>
+      <w:pPr>
+        <w:pStyle w:val="Compact"/>
+        <w:numPr>
+          <w:ilvl w:val="0"/>
+          <w:numId w:val="1005"/>
+        </w:numPr>
+      </w:pPr>
+      <w:r>
+        <w:t xml:space="preserve">file-lines-solid.svg</w:t>
+      </w:r>
+    </w:p>
+    <w:p>
+      <w:pPr>
+        <w:pStyle w:val="Compact"/>
+        <w:numPr>
+          <w:ilvl w:val="0"/>
+          <w:numId w:val="1005"/>
+        </w:numPr>
+      </w:pPr>
+      <w:r>
+        <w:t xml:space="preserve">filter.webp</w:t>
+      </w:r>
+    </w:p>
+    <w:p>
+      <w:pPr>
+        <w:pStyle w:val="Compact"/>
+        <w:numPr>
+          <w:ilvl w:val="0"/>
+          <w:numId w:val="1005"/>
+        </w:numPr>
+      </w:pPr>
+      <w:r>
+        <w:t xml:space="preserve">fingerprint-solid.svg</w:t>
+      </w:r>
+    </w:p>
+    <w:p>
+      <w:pPr>
+        <w:pStyle w:val="Compact"/>
+        <w:numPr>
+          <w:ilvl w:val="0"/>
+          <w:numId w:val="1005"/>
+        </w:numPr>
+      </w:pPr>
+      <w:r>
+        <w:t xml:space="preserve">folder-solid.svg</w:t>
+      </w:r>
+    </w:p>
+    <w:p>
+      <w:pPr>
+        <w:pStyle w:val="Compact"/>
+        <w:numPr>
+          <w:ilvl w:val="0"/>
+          <w:numId w:val="1005"/>
+        </w:numPr>
+      </w:pPr>
+      <w:r>
+        <w:t xml:space="preserve">gear.svg</w:t>
+      </w:r>
+    </w:p>
+    <w:p>
+      <w:pPr>
+        <w:pStyle w:val="Compact"/>
+        <w:numPr>
+          <w:ilvl w:val="0"/>
+          <w:numId w:val="1005"/>
+        </w:numPr>
+      </w:pPr>
+      <w:r>
+        <w:t xml:space="preserve">heart.svg</w:t>
+      </w:r>
+    </w:p>
+    <w:p>
+      <w:pPr>
+        <w:pStyle w:val="Compact"/>
+        <w:numPr>
+          <w:ilvl w:val="0"/>
+          <w:numId w:val="1005"/>
+        </w:numPr>
+      </w:pPr>
+      <w:r>
+        <w:t xml:space="preserve">heart-solid.svg</w:t>
+      </w:r>
+    </w:p>
+    <w:p>
+      <w:pPr>
+        <w:pStyle w:val="Compact"/>
+        <w:numPr>
+          <w:ilvl w:val="0"/>
+          <w:numId w:val="1005"/>
+        </w:numPr>
+      </w:pPr>
+      <w:r>
+        <w:t xml:space="preserve">hero.webp</w:t>
+      </w:r>
+    </w:p>
+    <w:p>
+      <w:pPr>
+        <w:pStyle w:val="Compact"/>
+        <w:numPr>
+          <w:ilvl w:val="0"/>
+          <w:numId w:val="1005"/>
+        </w:numPr>
+      </w:pPr>
+      <w:r>
+        <w:t xml:space="preserve">home.svg</w:t>
+      </w:r>
+    </w:p>
+    <w:p>
+      <w:pPr>
+        <w:pStyle w:val="Compact"/>
+        <w:numPr>
+          <w:ilvl w:val="0"/>
+          <w:numId w:val="1005"/>
+        </w:numPr>
+      </w:pPr>
+      <w:r>
+        <w:t xml:space="preserve">house-solid.svg</w:t>
+      </w:r>
+    </w:p>
+    <w:p>
+      <w:pPr>
+        <w:pStyle w:val="Compact"/>
+        <w:numPr>
+          <w:ilvl w:val="0"/>
+          <w:numId w:val="1005"/>
+        </w:numPr>
+      </w:pPr>
+      <w:r>
+        <w:t xml:space="preserve">hover-3d.webp</w:t>
+      </w:r>
+    </w:p>
+    <w:p>
+      <w:pPr>
+        <w:pStyle w:val="Compact"/>
+        <w:numPr>
+          <w:ilvl w:val="0"/>
+          <w:numId w:val="1005"/>
+        </w:numPr>
+      </w:pPr>
+      <w:r>
+        <w:t xml:space="preserve">image-solid.svg</w:t>
+      </w:r>
+    </w:p>
+    <w:p>
+      <w:pPr>
+        <w:pStyle w:val="Compact"/>
+        <w:numPr>
+          <w:ilvl w:val="0"/>
+          <w:numId w:val="1005"/>
+        </w:numPr>
+      </w:pPr>
+      <w:r>
+        <w:t xml:space="preserve">inbox.svg</w:t>
+      </w:r>
+    </w:p>
+    <w:p>
+      <w:pPr>
+        <w:pStyle w:val="Compact"/>
+        <w:numPr>
+          <w:ilvl w:val="0"/>
+          <w:numId w:val="1005"/>
+        </w:numPr>
+      </w:pPr>
+      <w:r>
+        <w:t xml:space="preserve">indicator.webp</w:t>
+      </w:r>
+    </w:p>
+    <w:p>
+      <w:pPr>
+        <w:pStyle w:val="Compact"/>
+        <w:numPr>
+          <w:ilvl w:val="0"/>
+          <w:numId w:val="1005"/>
+        </w:numPr>
+      </w:pPr>
+      <w:r>
+        <w:t xml:space="preserve">input.webp</w:t>
+      </w:r>
+    </w:p>
+    <w:p>
+      <w:pPr>
+        <w:pStyle w:val="Compact"/>
+        <w:numPr>
+          <w:ilvl w:val="0"/>
+          <w:numId w:val="1005"/>
+        </w:numPr>
+      </w:pPr>
+      <w:r>
+        <w:t xml:space="preserve">janis-kloter-GipF6xThS6g-unsplash.jpg</w:t>
+      </w:r>
+    </w:p>
+    <w:p>
+      <w:pPr>
+        <w:pStyle w:val="Compact"/>
+        <w:numPr>
+          <w:ilvl w:val="0"/>
+          <w:numId w:val="1005"/>
+        </w:numPr>
+      </w:pPr>
+      <w:r>
+        <w:t xml:space="preserve">kbd.webp</w:t>
+      </w:r>
+    </w:p>
+    <w:p>
+      <w:pPr>
+        <w:pStyle w:val="Compact"/>
+        <w:numPr>
+          <w:ilvl w:val="0"/>
+          <w:numId w:val="1005"/>
+        </w:numPr>
+      </w:pPr>
+      <w:r>
+        <w:t xml:space="preserve">key-solid.svg</w:t>
+      </w:r>
+    </w:p>
+    <w:p>
+      <w:pPr>
+        <w:pStyle w:val="Compact"/>
+        <w:numPr>
+          <w:ilvl w:val="0"/>
+          <w:numId w:val="1005"/>
+        </w:numPr>
+      </w:pPr>
+      <w:r>
+        <w:t xml:space="preserve">label.webp</w:t>
+      </w:r>
+    </w:p>
+    <w:p>
+      <w:pPr>
+        <w:pStyle w:val="Compact"/>
+        <w:numPr>
+          <w:ilvl w:val="0"/>
+          <w:numId w:val="1005"/>
+        </w:numPr>
+      </w:pPr>
+      <w:r>
+        <w:t xml:space="preserve">link.webp</w:t>
+      </w:r>
+    </w:p>
+    <w:p>
+      <w:pPr>
+        <w:pStyle w:val="Compact"/>
+        <w:numPr>
+          <w:ilvl w:val="0"/>
+          <w:numId w:val="1005"/>
+        </w:numPr>
+      </w:pPr>
+      <w:r>
+        <w:t xml:space="preserve">link-solid.svg</w:t>
+      </w:r>
+    </w:p>
+    <w:p>
+      <w:pPr>
+        <w:pStyle w:val="Compact"/>
+        <w:numPr>
+          <w:ilvl w:val="0"/>
+          <w:numId w:val="1005"/>
+        </w:numPr>
+      </w:pPr>
+      <w:r>
+        <w:t xml:space="preserve">list.webp</w:t>
+      </w:r>
+    </w:p>
+    <w:p>
+      <w:pPr>
+        <w:pStyle w:val="Compact"/>
+        <w:numPr>
+          <w:ilvl w:val="0"/>
+          <w:numId w:val="1005"/>
+        </w:numPr>
+      </w:pPr>
+      <w:r>
+        <w:t xml:space="preserve">loading.webp</w:t>
+      </w:r>
+    </w:p>
+    <w:p>
+      <w:pPr>
+        <w:pStyle w:val="Compact"/>
+        <w:numPr>
+          <w:ilvl w:val="0"/>
+          <w:numId w:val="1005"/>
+        </w:numPr>
+      </w:pPr>
+      <w:r>
+        <w:t xml:space="preserve">location-dot-solid-full.svg</w:t>
+      </w:r>
+    </w:p>
+    <w:p>
+      <w:pPr>
+        <w:pStyle w:val="Compact"/>
+        <w:numPr>
+          <w:ilvl w:val="0"/>
+          <w:numId w:val="1005"/>
+        </w:numPr>
+      </w:pPr>
+      <w:r>
+        <w:t xml:space="preserve">login-amazon.svg</w:t>
+      </w:r>
+    </w:p>
+    <w:p>
+      <w:pPr>
+        <w:pStyle w:val="Compact"/>
+        <w:numPr>
+          <w:ilvl w:val="0"/>
+          <w:numId w:val="1005"/>
+        </w:numPr>
+      </w:pPr>
+      <w:r>
+        <w:t xml:space="preserve">login-apple.svg</w:t>
+      </w:r>
+    </w:p>
+    <w:p>
+      <w:pPr>
+        <w:pStyle w:val="Compact"/>
+        <w:numPr>
+          <w:ilvl w:val="0"/>
+          <w:numId w:val="1005"/>
+        </w:numPr>
+      </w:pPr>
+      <w:r>
+        <w:t xml:space="preserve">login-email.svg</w:t>
+      </w:r>
+    </w:p>
+    <w:p>
+      <w:pPr>
+        <w:pStyle w:val="Compact"/>
+        <w:numPr>
+          <w:ilvl w:val="0"/>
+          <w:numId w:val="1005"/>
+        </w:numPr>
+      </w:pPr>
+      <w:r>
+        <w:t xml:space="preserve">login-facebook.svg</w:t>
+      </w:r>
+    </w:p>
+    <w:p>
+      <w:pPr>
+        <w:pStyle w:val="Compact"/>
+        <w:numPr>
+          <w:ilvl w:val="0"/>
+          <w:numId w:val="1005"/>
+        </w:numPr>
+      </w:pPr>
+      <w:r>
+        <w:t xml:space="preserve">login-github.svg</w:t>
+      </w:r>
+    </w:p>
+    <w:p>
+      <w:pPr>
+        <w:pStyle w:val="Compact"/>
+        <w:numPr>
+          <w:ilvl w:val="0"/>
+          <w:numId w:val="1005"/>
+        </w:numPr>
+      </w:pPr>
+      <w:r>
+        <w:t xml:space="preserve">login-google.svg</w:t>
+      </w:r>
+    </w:p>
+    <w:p>
+      <w:pPr>
+        <w:pStyle w:val="Compact"/>
+        <w:numPr>
+          <w:ilvl w:val="0"/>
+          <w:numId w:val="1005"/>
+        </w:numPr>
+      </w:pPr>
+      <w:r>
+        <w:t xml:space="preserve">login-kakao.svg</w:t>
+      </w:r>
+    </w:p>
+    <w:p>
+      <w:pPr>
+        <w:pStyle w:val="Compact"/>
+        <w:numPr>
+          <w:ilvl w:val="0"/>
+          <w:numId w:val="1005"/>
+        </w:numPr>
+      </w:pPr>
+      <w:r>
+        <w:t xml:space="preserve">login-line.svg</w:t>
+      </w:r>
+    </w:p>
+    <w:p>
+      <w:pPr>
+        <w:pStyle w:val="Compact"/>
+        <w:numPr>
+          <w:ilvl w:val="0"/>
+          <w:numId w:val="1005"/>
+        </w:numPr>
+      </w:pPr>
+      <w:r>
+        <w:t xml:space="preserve">login-linkedin.svg</w:t>
+      </w:r>
+    </w:p>
+    <w:p>
+      <w:pPr>
+        <w:pStyle w:val="Compact"/>
+        <w:numPr>
+          <w:ilvl w:val="0"/>
+          <w:numId w:val="1005"/>
+        </w:numPr>
+      </w:pPr>
+      <w:r>
+        <w:t xml:space="preserve">login-metamask.svg</w:t>
+      </w:r>
+    </w:p>
+    <w:p>
+      <w:pPr>
+        <w:pStyle w:val="Compact"/>
+        <w:numPr>
+          <w:ilvl w:val="0"/>
+          <w:numId w:val="1005"/>
+        </w:numPr>
+      </w:pPr>
+      <w:r>
+        <w:t xml:space="preserve">login-microsoft.svg</w:t>
+      </w:r>
+    </w:p>
+    <w:p>
+      <w:pPr>
+        <w:pStyle w:val="Compact"/>
+        <w:numPr>
+          <w:ilvl w:val="0"/>
+          <w:numId w:val="1005"/>
+        </w:numPr>
+      </w:pPr>
+      <w:r>
+        <w:t xml:space="preserve">login-slack.svg</w:t>
+      </w:r>
+    </w:p>
+    <w:p>
+      <w:pPr>
+        <w:pStyle w:val="Compact"/>
+        <w:numPr>
+          <w:ilvl w:val="0"/>
+          <w:numId w:val="1005"/>
+        </w:numPr>
+      </w:pPr>
+      <w:r>
+        <w:t xml:space="preserve">login-vk.svg</w:t>
+      </w:r>
+    </w:p>
+    <w:p>
+      <w:pPr>
+        <w:pStyle w:val="Compact"/>
+        <w:numPr>
+          <w:ilvl w:val="0"/>
+          <w:numId w:val="1005"/>
+        </w:numPr>
+      </w:pPr>
+      <w:r>
+        <w:t xml:space="preserve">login-wechat.svg</w:t>
+      </w:r>
+    </w:p>
+    <w:p>
+      <w:pPr>
+        <w:pStyle w:val="Compact"/>
+        <w:numPr>
+          <w:ilvl w:val="0"/>
+          <w:numId w:val="1005"/>
+        </w:numPr>
+      </w:pPr>
+      <w:r>
+        <w:t xml:space="preserve">login-x.svg</w:t>
+      </w:r>
+    </w:p>
+    <w:p>
+      <w:pPr>
+        <w:pStyle w:val="Compact"/>
+        <w:numPr>
+          <w:ilvl w:val="0"/>
+          <w:numId w:val="1005"/>
+        </w:numPr>
+      </w:pPr>
+      <w:r>
         <w:t xml:space="preserve">magnifying-glass-solid.svg</w:t>
       </w:r>
     </w:p>
@@ -353,6 +1697,138 @@
         </w:numPr>
       </w:pPr>
       <w:r>
+        <w:t xml:space="preserve">mask.webp</w:t>
+      </w:r>
+    </w:p>
+    <w:p>
+      <w:pPr>
+        <w:pStyle w:val="Compact"/>
+        <w:numPr>
+          <w:ilvl w:val="0"/>
+          <w:numId w:val="1005"/>
+        </w:numPr>
+      </w:pPr>
+      <w:r>
+        <w:t xml:space="preserve">mask1.webp</w:t>
+      </w:r>
+    </w:p>
+    <w:p>
+      <w:pPr>
+        <w:pStyle w:val="Compact"/>
+        <w:numPr>
+          <w:ilvl w:val="0"/>
+          <w:numId w:val="1005"/>
+        </w:numPr>
+      </w:pPr>
+      <w:r>
+        <w:t xml:space="preserve">menu.svg</w:t>
+      </w:r>
+    </w:p>
+    <w:p>
+      <w:pPr>
+        <w:pStyle w:val="Compact"/>
+        <w:numPr>
+          <w:ilvl w:val="0"/>
+          <w:numId w:val="1005"/>
+        </w:numPr>
+      </w:pPr>
+      <w:r>
+        <w:t xml:space="preserve">menu.webp</w:t>
+      </w:r>
+    </w:p>
+    <w:p>
+      <w:pPr>
+        <w:pStyle w:val="Compact"/>
+        <w:numPr>
+          <w:ilvl w:val="0"/>
+          <w:numId w:val="1005"/>
+        </w:numPr>
+      </w:pPr>
+      <w:r>
+        <w:t xml:space="preserve">microphone-solid.svg</w:t>
+      </w:r>
+    </w:p>
+    <w:p>
+      <w:pPr>
+        <w:pStyle w:val="Compact"/>
+        <w:numPr>
+          <w:ilvl w:val="0"/>
+          <w:numId w:val="1005"/>
+        </w:numPr>
+      </w:pPr>
+      <w:r>
+        <w:t xml:space="preserve">mockup-window.webp</w:t>
+      </w:r>
+    </w:p>
+    <w:p>
+      <w:pPr>
+        <w:pStyle w:val="Compact"/>
+        <w:numPr>
+          <w:ilvl w:val="0"/>
+          <w:numId w:val="1005"/>
+        </w:numPr>
+      </w:pPr>
+      <w:r>
+        <w:t xml:space="preserve">modal.webp</w:t>
+      </w:r>
+    </w:p>
+    <w:p>
+      <w:pPr>
+        <w:pStyle w:val="Compact"/>
+        <w:numPr>
+          <w:ilvl w:val="0"/>
+          <w:numId w:val="1005"/>
+        </w:numPr>
+      </w:pPr>
+      <w:r>
+        <w:t xml:space="preserve">music-solid.svg</w:t>
+      </w:r>
+    </w:p>
+    <w:p>
+      <w:pPr>
+        <w:pStyle w:val="Compact"/>
+        <w:numPr>
+          <w:ilvl w:val="0"/>
+          <w:numId w:val="1005"/>
+        </w:numPr>
+      </w:pPr>
+      <w:r>
+        <w:t xml:space="preserve">navbar.webp</w:t>
+      </w:r>
+    </w:p>
+    <w:p>
+      <w:pPr>
+        <w:pStyle w:val="Compact"/>
+        <w:numPr>
+          <w:ilvl w:val="0"/>
+          <w:numId w:val="1005"/>
+        </w:numPr>
+      </w:pPr>
+      <w:r>
+        <w:t xml:space="preserve">nightmoon.svg</w:t>
+      </w:r>
+    </w:p>
+    <w:p>
+      <w:pPr>
+        <w:pStyle w:val="Compact"/>
+        <w:numPr>
+          <w:ilvl w:val="0"/>
+          <w:numId w:val="1005"/>
+        </w:numPr>
+      </w:pPr>
+      <w:r>
+        <w:t xml:space="preserve">pagination.webp</w:t>
+      </w:r>
+    </w:p>
+    <w:p>
+      <w:pPr>
+        <w:pStyle w:val="Compact"/>
+        <w:numPr>
+          <w:ilvl w:val="0"/>
+          <w:numId w:val="1005"/>
+        </w:numPr>
+      </w:pPr>
+      <w:r>
         <w:t xml:space="preserve">palette-solid-full.svg</w:t>
       </w:r>
     </w:p>
@@ -365,6 +1841,114 @@
         </w:numPr>
       </w:pPr>
       <w:r>
+        <w:t xml:space="preserve">pencil-solid.svg</w:t>
+      </w:r>
+    </w:p>
+    <w:p>
+      <w:pPr>
+        <w:pStyle w:val="Compact"/>
+        <w:numPr>
+          <w:ilvl w:val="0"/>
+          <w:numId w:val="1005"/>
+        </w:numPr>
+      </w:pPr>
+      <w:r>
+        <w:t xml:space="preserve">phone-solid.svg</w:t>
+      </w:r>
+    </w:p>
+    <w:p>
+      <w:pPr>
+        <w:pStyle w:val="Compact"/>
+        <w:numPr>
+          <w:ilvl w:val="0"/>
+          <w:numId w:val="1005"/>
+        </w:numPr>
+      </w:pPr>
+      <w:r>
+        <w:t xml:space="preserve">photo-1414694762283-acccc27bca85.webp</w:t>
+      </w:r>
+    </w:p>
+    <w:p>
+      <w:pPr>
+        <w:pStyle w:val="Compact"/>
+        <w:numPr>
+          <w:ilvl w:val="0"/>
+          <w:numId w:val="1005"/>
+        </w:numPr>
+      </w:pPr>
+      <w:r>
+        <w:t xml:space="preserve">photo-1494232410401-ad00d5433cfa.webp</w:t>
+      </w:r>
+    </w:p>
+    <w:p>
+      <w:pPr>
+        <w:pStyle w:val="Compact"/>
+        <w:numPr>
+          <w:ilvl w:val="0"/>
+          <w:numId w:val="1005"/>
+        </w:numPr>
+      </w:pPr>
+      <w:r>
+        <w:t xml:space="preserve">photo-1494253109108-2e30c049369b.webp</w:t>
+      </w:r>
+    </w:p>
+    <w:p>
+      <w:pPr>
+        <w:pStyle w:val="Compact"/>
+        <w:numPr>
+          <w:ilvl w:val="0"/>
+          <w:numId w:val="1005"/>
+        </w:numPr>
+      </w:pPr>
+      <w:r>
+        <w:t xml:space="preserve">photo-1507358522600-9f71e620c44e.webp</w:t>
+      </w:r>
+    </w:p>
+    <w:p>
+      <w:pPr>
+        <w:pStyle w:val="Compact"/>
+        <w:numPr>
+          <w:ilvl w:val="0"/>
+          <w:numId w:val="1005"/>
+        </w:numPr>
+      </w:pPr>
+      <w:r>
+        <w:t xml:space="preserve">photo-1550258987-190a2d41a8ba.webp</w:t>
+      </w:r>
+    </w:p>
+    <w:p>
+      <w:pPr>
+        <w:pStyle w:val="Compact"/>
+        <w:numPr>
+          <w:ilvl w:val="0"/>
+          <w:numId w:val="1005"/>
+        </w:numPr>
+      </w:pPr>
+      <w:r>
+        <w:t xml:space="preserve">photo-1559181567-c3190ca9959b.webp</w:t>
+      </w:r>
+    </w:p>
+    <w:p>
+      <w:pPr>
+        <w:pStyle w:val="Compact"/>
+        <w:numPr>
+          <w:ilvl w:val="0"/>
+          <w:numId w:val="1005"/>
+        </w:numPr>
+      </w:pPr>
+      <w:r>
+        <w:t xml:space="preserve">photo-1559703248-dcaaec9fab78.webp</w:t>
+      </w:r>
+    </w:p>
+    <w:p>
+      <w:pPr>
+        <w:pStyle w:val="Compact"/>
+        <w:numPr>
+          <w:ilvl w:val="0"/>
+          <w:numId w:val="1005"/>
+        </w:numPr>
+      </w:pPr>
+      <w:r>
         <w:t xml:space="preserve">photo-1560717789-0ac7c58ac90a.webp</w:t>
       </w:r>
     </w:p>
@@ -389,6 +1973,402 @@
         </w:numPr>
       </w:pPr>
       <w:r>
+        <w:t xml:space="preserve">photo-1565098772267-60af42b81ef2.webp</w:t>
+      </w:r>
+    </w:p>
+    <w:p>
+      <w:pPr>
+        <w:pStyle w:val="Compact"/>
+        <w:numPr>
+          <w:ilvl w:val="0"/>
+          <w:numId w:val="1005"/>
+        </w:numPr>
+      </w:pPr>
+      <w:r>
+        <w:t xml:space="preserve">photo-1572635148818-ef6fd45eb394.webp</w:t>
+      </w:r>
+    </w:p>
+    <w:p>
+      <w:pPr>
+        <w:pStyle w:val="Compact"/>
+        <w:numPr>
+          <w:ilvl w:val="0"/>
+          <w:numId w:val="1005"/>
+        </w:numPr>
+      </w:pPr>
+      <w:r>
+        <w:t xml:space="preserve">photo-1601004890684-d8cbf643f5f2.webp</w:t>
+      </w:r>
+    </w:p>
+    <w:p>
+      <w:pPr>
+        <w:pStyle w:val="Compact"/>
+        <w:numPr>
+          <w:ilvl w:val="0"/>
+          <w:numId w:val="1005"/>
+        </w:numPr>
+      </w:pPr>
+      <w:r>
+        <w:t xml:space="preserve">photo-1606107557195-0e29a4b5b4aa.webp</w:t>
+      </w:r>
+    </w:p>
+    <w:p>
+      <w:pPr>
+        <w:pStyle w:val="Compact"/>
+        <w:numPr>
+          <w:ilvl w:val="0"/>
+          <w:numId w:val="1005"/>
+        </w:numPr>
+      </w:pPr>
+      <w:r>
+        <w:t xml:space="preserve">photo-1609621838510-5ad474b7d25d.webp</w:t>
+      </w:r>
+    </w:p>
+    <w:p>
+      <w:pPr>
+        <w:pStyle w:val="Compact"/>
+        <w:numPr>
+          <w:ilvl w:val="0"/>
+          <w:numId w:val="1005"/>
+        </w:numPr>
+      </w:pPr>
+      <w:r>
+        <w:t xml:space="preserve">photo-1625726411847-8cbb60cc71e6.webp</w:t>
+      </w:r>
+    </w:p>
+    <w:p>
+      <w:pPr>
+        <w:pStyle w:val="Compact"/>
+        <w:numPr>
+          <w:ilvl w:val="0"/>
+          <w:numId w:val="1005"/>
+        </w:numPr>
+      </w:pPr>
+      <w:r>
+        <w:t xml:space="preserve">photo-1635805737707-575885ab0820.webp</w:t>
+      </w:r>
+    </w:p>
+    <w:p>
+      <w:pPr>
+        <w:pStyle w:val="Compact"/>
+        <w:numPr>
+          <w:ilvl w:val="0"/>
+          <w:numId w:val="1005"/>
+        </w:numPr>
+      </w:pPr>
+      <w:r>
+        <w:t xml:space="preserve">photo-1665553365602-b2fb8e5d1707.webp</w:t>
+      </w:r>
+    </w:p>
+    <w:p>
+      <w:pPr>
+        <w:pStyle w:val="Compact"/>
+        <w:numPr>
+          <w:ilvl w:val="0"/>
+          <w:numId w:val="1005"/>
+        </w:numPr>
+      </w:pPr>
+      <w:r>
+        <w:t xml:space="preserve">play-solid.svg</w:t>
+      </w:r>
+    </w:p>
+    <w:p>
+      <w:pPr>
+        <w:pStyle w:val="Compact"/>
+        <w:numPr>
+          <w:ilvl w:val="0"/>
+          <w:numId w:val="1005"/>
+        </w:numPr>
+      </w:pPr>
+      <w:r>
+        <w:t xml:space="preserve">plus-solid.svg</w:t>
+      </w:r>
+    </w:p>
+    <w:p>
+      <w:pPr>
+        <w:pStyle w:val="Compact"/>
+        <w:numPr>
+          <w:ilvl w:val="0"/>
+          <w:numId w:val="1005"/>
+        </w:numPr>
+      </w:pPr>
+      <w:r>
+        <w:t xml:space="preserve">progress.webp</w:t>
+      </w:r>
+    </w:p>
+    <w:p>
+      <w:pPr>
+        <w:pStyle w:val="Compact"/>
+        <w:numPr>
+          <w:ilvl w:val="0"/>
+          <w:numId w:val="1005"/>
+        </w:numPr>
+      </w:pPr>
+      <w:r>
+        <w:t xml:space="preserve">radial-progress.webp</w:t>
+      </w:r>
+    </w:p>
+    <w:p>
+      <w:pPr>
+        <w:pStyle w:val="Compact"/>
+        <w:numPr>
+          <w:ilvl w:val="0"/>
+          <w:numId w:val="1005"/>
+        </w:numPr>
+      </w:pPr>
+      <w:r>
+        <w:t xml:space="preserve">radio.webp</w:t>
+      </w:r>
+    </w:p>
+    <w:p>
+      <w:pPr>
+        <w:pStyle w:val="Compact"/>
+        <w:numPr>
+          <w:ilvl w:val="0"/>
+          <w:numId w:val="1005"/>
+        </w:numPr>
+      </w:pPr>
+      <w:r>
+        <w:t xml:space="preserve">range.webp</w:t>
+      </w:r>
+    </w:p>
+    <w:p>
+      <w:pPr>
+        <w:pStyle w:val="Compact"/>
+        <w:numPr>
+          <w:ilvl w:val="0"/>
+          <w:numId w:val="1005"/>
+        </w:numPr>
+      </w:pPr>
+      <w:r>
+        <w:t xml:space="preserve">rating.webp</w:t>
+      </w:r>
+    </w:p>
+    <w:p>
+      <w:pPr>
+        <w:pStyle w:val="Compact"/>
+        <w:numPr>
+          <w:ilvl w:val="0"/>
+          <w:numId w:val="1005"/>
+        </w:numPr>
+      </w:pPr>
+      <w:r>
+        <w:t xml:space="preserve">save.svg</w:t>
+      </w:r>
+    </w:p>
+    <w:p>
+      <w:pPr>
+        <w:pStyle w:val="Compact"/>
+        <w:numPr>
+          <w:ilvl w:val="0"/>
+          <w:numId w:val="1005"/>
+        </w:numPr>
+      </w:pPr>
+      <w:r>
+        <w:t xml:space="preserve">search-solid.svg</w:t>
+      </w:r>
+    </w:p>
+    <w:p>
+      <w:pPr>
+        <w:pStyle w:val="Compact"/>
+        <w:numPr>
+          <w:ilvl w:val="0"/>
+          <w:numId w:val="1005"/>
+        </w:numPr>
+      </w:pPr>
+      <w:r>
+        <w:t xml:space="preserve">select.webp</w:t>
+      </w:r>
+    </w:p>
+    <w:p>
+      <w:pPr>
+        <w:pStyle w:val="Compact"/>
+        <w:numPr>
+          <w:ilvl w:val="0"/>
+          <w:numId w:val="1005"/>
+        </w:numPr>
+      </w:pPr>
+      <w:r>
+        <w:t xml:space="preserve">skeleton.webp</w:t>
+      </w:r>
+    </w:p>
+    <w:p>
+      <w:pPr>
+        <w:pStyle w:val="Compact"/>
+        <w:numPr>
+          <w:ilvl w:val="0"/>
+          <w:numId w:val="1005"/>
+        </w:numPr>
+      </w:pPr>
+      <w:r>
+        <w:t xml:space="preserve">square-check-regular.svg</w:t>
+      </w:r>
+    </w:p>
+    <w:p>
+      <w:pPr>
+        <w:pStyle w:val="Compact"/>
+        <w:numPr>
+          <w:ilvl w:val="0"/>
+          <w:numId w:val="1005"/>
+        </w:numPr>
+      </w:pPr>
+      <w:r>
+        <w:t xml:space="preserve">stack.webp</w:t>
+      </w:r>
+    </w:p>
+    <w:p>
+      <w:pPr>
+        <w:pStyle w:val="Compact"/>
+        <w:numPr>
+          <w:ilvl w:val="0"/>
+          <w:numId w:val="1005"/>
+        </w:numPr>
+      </w:pPr>
+      <w:r>
+        <w:t xml:space="preserve">stat.webp</w:t>
+      </w:r>
+    </w:p>
+    <w:p>
+      <w:pPr>
+        <w:pStyle w:val="Compact"/>
+        <w:numPr>
+          <w:ilvl w:val="0"/>
+          <w:numId w:val="1005"/>
+        </w:numPr>
+      </w:pPr>
+      <w:r>
+        <w:t xml:space="preserve">stat_bolt.svg</w:t>
+      </w:r>
+    </w:p>
+    <w:p>
+      <w:pPr>
+        <w:pStyle w:val="Compact"/>
+        <w:numPr>
+          <w:ilvl w:val="0"/>
+          <w:numId w:val="1005"/>
+        </w:numPr>
+      </w:pPr>
+      <w:r>
+        <w:t xml:space="preserve">status.webp</w:t>
+      </w:r>
+    </w:p>
+    <w:p>
+      <w:pPr>
+        <w:pStyle w:val="Compact"/>
+        <w:numPr>
+          <w:ilvl w:val="0"/>
+          <w:numId w:val="1005"/>
+        </w:numPr>
+      </w:pPr>
+      <w:r>
+        <w:t xml:space="preserve">steps.webp</w:t>
+      </w:r>
+    </w:p>
+    <w:p>
+      <w:pPr>
+        <w:pStyle w:val="Compact"/>
+        <w:numPr>
+          <w:ilvl w:val="0"/>
+          <w:numId w:val="1005"/>
+        </w:numPr>
+      </w:pPr>
+      <w:r>
+        <w:t xml:space="preserve">swap.webp</w:t>
+      </w:r>
+    </w:p>
+    <w:p>
+      <w:pPr>
+        <w:pStyle w:val="Compact"/>
+        <w:numPr>
+          <w:ilvl w:val="0"/>
+          <w:numId w:val="1005"/>
+        </w:numPr>
+      </w:pPr>
+      <w:r>
+        <w:t xml:space="preserve">tab.webp</w:t>
+      </w:r>
+    </w:p>
+    <w:p>
+      <w:pPr>
+        <w:pStyle w:val="Compact"/>
+        <w:numPr>
+          <w:ilvl w:val="0"/>
+          <w:numId w:val="1005"/>
+        </w:numPr>
+      </w:pPr>
+      <w:r>
+        <w:t xml:space="preserve">table-cells-solid.svg</w:t>
+      </w:r>
+    </w:p>
+    <w:p>
+      <w:pPr>
+        <w:pStyle w:val="Compact"/>
+        <w:numPr>
+          <w:ilvl w:val="0"/>
+          <w:numId w:val="1005"/>
+        </w:numPr>
+      </w:pPr>
+      <w:r>
+        <w:t xml:space="preserve">textarea.webp</w:t>
+      </w:r>
+    </w:p>
+    <w:p>
+      <w:pPr>
+        <w:pStyle w:val="Compact"/>
+        <w:numPr>
+          <w:ilvl w:val="0"/>
+          <w:numId w:val="1005"/>
+        </w:numPr>
+      </w:pPr>
+      <w:r>
+        <w:t xml:space="preserve">text-rotate.webp</w:t>
+      </w:r>
+    </w:p>
+    <w:p>
+      <w:pPr>
+        <w:pStyle w:val="Compact"/>
+        <w:numPr>
+          <w:ilvl w:val="0"/>
+          <w:numId w:val="1005"/>
+        </w:numPr>
+      </w:pPr>
+      <w:r>
+        <w:t xml:space="preserve">timeline.webp</w:t>
+      </w:r>
+    </w:p>
+    <w:p>
+      <w:pPr>
+        <w:pStyle w:val="Compact"/>
+        <w:numPr>
+          <w:ilvl w:val="0"/>
+          <w:numId w:val="1005"/>
+        </w:numPr>
+      </w:pPr>
+      <w:r>
+        <w:t xml:space="preserve">toggle.webp</w:t>
+      </w:r>
+    </w:p>
+    <w:p>
+      <w:pPr>
+        <w:pStyle w:val="Compact"/>
+        <w:numPr>
+          <w:ilvl w:val="0"/>
+          <w:numId w:val="1005"/>
+        </w:numPr>
+      </w:pPr>
+      <w:r>
+        <w:t xml:space="preserve">tooltip.webp</w:t>
+      </w:r>
+    </w:p>
+    <w:p>
+      <w:pPr>
+        <w:pStyle w:val="Compact"/>
+        <w:numPr>
+          <w:ilvl w:val="0"/>
+          <w:numId w:val="1005"/>
+        </w:numPr>
+      </w:pPr>
+      <w:r>
         <w:t xml:space="preserve">triangle-exclamation-solid.svg</w:t>
       </w:r>
     </w:p>
@@ -401,7 +2381,103 @@
         </w:numPr>
       </w:pPr>
       <w:r>
+        <w:t xml:space="preserve">upload-solid.svg</w:t>
+      </w:r>
+    </w:p>
+    <w:p>
+      <w:pPr>
+        <w:pStyle w:val="Compact"/>
+        <w:numPr>
+          <w:ilvl w:val="0"/>
+          <w:numId w:val="1005"/>
+        </w:numPr>
+      </w:pPr>
+      <w:r>
+        <w:t xml:space="preserve">user-lock-solid.svg</w:t>
+      </w:r>
+    </w:p>
+    <w:p>
+      <w:pPr>
+        <w:pStyle w:val="Compact"/>
+        <w:numPr>
+          <w:ilvl w:val="0"/>
+          <w:numId w:val="1005"/>
+        </w:numPr>
+      </w:pPr>
+      <w:r>
         <w:t xml:space="preserve">user-solid.svg</w:t>
+      </w:r>
+    </w:p>
+    <w:p>
+      <w:pPr>
+        <w:pStyle w:val="Compact"/>
+        <w:numPr>
+          <w:ilvl w:val="0"/>
+          <w:numId w:val="1005"/>
+        </w:numPr>
+      </w:pPr>
+      <w:r>
+        <w:t xml:space="preserve">video-solid.svg</w:t>
+      </w:r>
+    </w:p>
+    <w:p>
+      <w:pPr>
+        <w:pStyle w:val="Compact"/>
+        <w:numPr>
+          <w:ilvl w:val="0"/>
+          <w:numId w:val="1005"/>
+        </w:numPr>
+      </w:pPr>
+      <w:r>
+        <w:t xml:space="preserve">volume-high-solid.svg</w:t>
+      </w:r>
+    </w:p>
+    <w:p>
+      <w:pPr>
+        <w:pStyle w:val="Compact"/>
+        <w:numPr>
+          <w:ilvl w:val="0"/>
+          <w:numId w:val="1005"/>
+        </w:numPr>
+      </w:pPr>
+      <w:r>
+        <w:t xml:space="preserve">volume-high-solid-full.svg</w:t>
+      </w:r>
+    </w:p>
+    <w:p>
+      <w:pPr>
+        <w:pStyle w:val="Compact"/>
+        <w:numPr>
+          <w:ilvl w:val="0"/>
+          <w:numId w:val="1005"/>
+        </w:numPr>
+      </w:pPr>
+      <w:r>
+        <w:t xml:space="preserve">volume-low-solid-full.svg</w:t>
+      </w:r>
+    </w:p>
+    <w:p>
+      <w:pPr>
+        <w:pStyle w:val="Compact"/>
+        <w:numPr>
+          <w:ilvl w:val="0"/>
+          <w:numId w:val="1005"/>
+        </w:numPr>
+      </w:pPr>
+      <w:r>
+        <w:t xml:space="preserve">volume-xmark-solid.svg</w:t>
+      </w:r>
+    </w:p>
+    <w:p>
+      <w:pPr>
+        <w:pStyle w:val="Compact"/>
+        <w:numPr>
+          <w:ilvl w:val="0"/>
+          <w:numId w:val="1005"/>
+        </w:numPr>
+      </w:pPr>
+      <w:r>
+        <w:t xml:space="preserve">wonderperson@192.webp</w:t>
       </w:r>
     </w:p>
     <w:p>
